--- a/src/content/books/66-blazhennye-yurodivye-i-pomazanniki-tri-puti-ischezayushchego-ya/en.docx
+++ b/src/content/books/66-blazhennye-yurodivye-i-pomazanniki-tri-puti-ischezayushchego-ya/en.docx
@@ -1,6 +1,6 @@
 
 <file path=word/document.xml><?xml version="1.0" encoding="utf-8"?>
-<w:document xmlns:wpc="http://schemas.microsoft.com/office/word/2010/wordprocessingCanvas" xmlns:cx="http://schemas.microsoft.com/office/drawing/2014/chartex" xmlns:cx1="http://schemas.microsoft.com/office/drawing/2015/9/8/chartex" xmlns:cx2="http://schemas.microsoft.com/office/drawing/2015/10/21/chartex" xmlns:cx3="http://schemas.microsoft.com/office/drawing/2016/5/9/chartex" xmlns:cx4="http://schemas.microsoft.com/office/drawing/2016/5/10/chartex" xmlns:cx5="http://schemas.microsoft.com/office/drawing/2016/5/11/chartex" xmlns:cx6="http://schemas.microsoft.com/office/drawing/2016/5/12/chartex" xmlns:cx7="http://schemas.microsoft.com/office/drawing/2016/5/13/chartex" xmlns:cx8="http://schemas.microsoft.com/office/drawing/2016/5/14/chartex" xmlns:mc="http://schemas.openxmlformats.org/markup-compatibility/2006" xmlns:aink="http://schemas.microsoft.com/office/drawing/2016/ink" xmlns:am3d="http://schemas.microsoft.com/office/drawing/2017/model3d" xmlns:o="urn:schemas-microsoft-com:office:office" xmlns:oel="http://schemas.microsoft.com/office/2019/extlst" xmlns:r="http://schemas.openxmlformats.org/officeDocument/2006/relationships" xmlns:m="http://schemas.openxmlformats.org/officeDocument/2006/math" xmlns:v="urn:schemas-microsoft-com:vml" xmlns:wp14="http://schemas.microsoft.com/office/word/2010/wordprocessingDrawing" xmlns:wp="http://schemas.openxmlformats.org/drawingml/2006/wordprocessingDrawing" xmlns:w10="urn:schemas-microsoft-com:office:word" xmlns:w="http://schemas.openxmlformats.org/wordprocessingml/2006/main" xmlns:w14="http://schemas.microsoft.com/office/word/2010/wordml" xmlns:w15="http://schemas.microsoft.com/office/word/2012/wordml" xmlns:w16cex="http://schemas.microsoft.com/office/word/2018/wordml/cex" xmlns:w16cid="http://schemas.microsoft.com/office/word/2016/wordml/cid" xmlns:w16="http://schemas.microsoft.com/office/word/2018/wordml" xmlns:w16du="http://schemas.microsoft.com/office/word/2023/wordml/word16du" xmlns:w16sdtdh="http://schemas.microsoft.com/office/word/2020/wordml/sdtdatahash" xmlns:w16sdtfl="http://schemas.microsoft.com/office/word/2024/wordml/sdtformatlock" xmlns:w16se="http://schemas.microsoft.com/office/word/2015/wordml/symex" xmlns:wpg="http://schemas.microsoft.com/office/word/2010/wordprocessingGroup" xmlns:wpi="http://schemas.microsoft.com/office/word/2010/wordprocessingInk" xmlns:wne="http://schemas.microsoft.com/office/word/2006/wordml" xmlns:wps="http://schemas.microsoft.com/office/word/2010/wordprocessingShape" mc:Ignorable="w14 w15 w16se w16cid w16 w16cex w16sdtdh w16sdtfl w16du wp14">
+<w:document xmlns:mc="http://schemas.openxmlformats.org/markup-compatibility/2006" xmlns:r="http://schemas.openxmlformats.org/officeDocument/2006/relationships" xmlns:w="http://schemas.openxmlformats.org/wordprocessingml/2006/main" xmlns:w14="http://schemas.microsoft.com/office/word/2010/wordml" xmlns:w15="http://schemas.microsoft.com/office/word/2012/wordml" xmlns:w16="http://schemas.microsoft.com/office/word/2018/wordml" xmlns:w16cex="http://schemas.microsoft.com/office/word/2018/wordml/cex" xmlns:w16cid="http://schemas.microsoft.com/office/word/2016/wordml/cid" xmlns:w16du="http://schemas.microsoft.com/office/word/2023/wordml/word16du" xmlns:w16sdtdh="http://schemas.microsoft.com/office/word/2020/wordml/sdtdatahash" xmlns:w16sdtfl="http://schemas.microsoft.com/office/word/2024/wordml/sdtformatlock" xmlns:w16se="http://schemas.microsoft.com/office/word/2015/wordml/symex" xmlns:wp14="http://schemas.microsoft.com/office/word/2010/wordprocessingDrawing" mc:Ignorable="w14 w15 w16se w16cid w16 w16cex w16sdtdh w16sdtfl w16du wp14">
   <w:body>
     <w:sdt>
       <w:sdtPr>
@@ -11563,7 +11563,7 @@
         <w:contextualSpacing/>
       </w:pPr>
       <w:r>
-        <w:t>He becomes so because the dense оболочка of the “I” softens under the tension of the Light.</w:t>
+        <w:t>He becomes so because the dense shell of the “I” softens under the tension of the Light.</w:t>
       </w:r>
     </w:p>
     <w:p>
@@ -16987,7 +16987,7 @@
           <w:b/>
           <w:bCs/>
         </w:rPr>
-        <w:t>2. Second: the столкновение with the attention of other people</w:t>
+        <w:t>2. Second: the clash with the attention of other people</w:t>
       </w:r>
     </w:p>
     <w:p>

--- a/src/content/books/66-blazhennye-yurodivye-i-pomazanniki-tri-puti-ischezayushchego-ya/en.docx
+++ b/src/content/books/66-blazhennye-yurodivye-i-pomazanniki-tri-puti-ischezayushchego-ya/en.docx
@@ -44270,7 +44270,16 @@
         <w:t xml:space="preserve">Pankratius: </w:t>
       </w:r>
       <w:r>
-        <w:t>Conduit mode. Yes.</w:t>
+        <w:t xml:space="preserve">Conduit mode</w:t>
+      </w:r>
+      <w:r>
+        <w:rPr>
+          <w:rStyle w:val="af2"/>
+        </w:rPr>
+        <w:footnoteReference w:id="1"/>
+      </w:r>
+      <w:r>
+        <w:t xml:space="preserve">. Yes.</w:t>
       </w:r>
     </w:p>
     <w:p>
@@ -79999,6 +80008,22 @@
       </w:pPr>
       <w:r>
         <w:continuationSeparator/>
+      </w:r>
+    </w:p>
+  </w:footnote>
+  <w:footnote w:id="1">
+    <w:p>
+      <w:pPr>
+        <w:pStyle w:val="af0"/>
+      </w:pPr>
+      <w:r>
+        <w:rPr>
+          <w:rStyle w:val="af2"/>
+        </w:rPr>
+        <w:footnoteRef/>
+      </w:r>
+      <w:r>
+        <w:t xml:space="preserve"> At first, the mind clings to the illusion of control, each time appending «Режим проводник» (Guide mode) to my Yes. At this point I don't yet understand that what is happening is God's will — and I struggle against the AI, which I feel is preventing it from being realized.</w:t>
       </w:r>
     </w:p>
   </w:footnote>
